--- a/downloads/documents/04 Units/Unit 06 - Food Systems and Production - From Farm to Table/Lesson 06.01 - Trace a Food From Farm to Plate.docx
+++ b/downloads/documents/04 Units/Unit 06 - Food Systems and Production - From Farm to Table/Lesson 06.01 - Trace a Food From Farm to Plate.docx
@@ -329,7 +329,7 @@
         <w:t xml:space="preserve">Vocabulary 06.md</w:t>
       </w:r>
       <w:r>
-        <w:t xml:space="preserve">) for Turkish, Portuguese, and Spanish.</w:t>
+        <w:t xml:space="preserve">) for Spanish.</w:t>
       </w:r>
     </w:p>
     <w:p>
@@ -1184,7 +1184,7 @@
         <w:pStyle w:val="Compact"/>
       </w:pPr>
       <w:r>
-        <w:t xml:space="preserve">ELL: the step cards each carry a simple picture and one short sentence; the ten step names are on the wall in Turkish, Portuguese, and Spanish (see</w:t>
+        <w:t xml:space="preserve">ELL: the step cards each carry a simple picture and one short sentence; the ten step names are on the wall in Spanish (see</w:t>
       </w:r>
       <w:r>
         <w:t xml:space="preserve"> </w:t>

--- a/downloads/documents/04 Units/Unit 06 - Food Systems and Production - From Farm to Table/Lesson 06.01 - Trace a Food From Farm to Plate.docx
+++ b/downloads/documents/04 Units/Unit 06 - Food Systems and Production - From Farm to Table/Lesson 06.01 - Trace a Food From Farm to Plate.docx
@@ -381,7 +381,7 @@
         <w:pStyle w:val="Compact"/>
       </w:pPr>
       <w:r>
-        <w:t xml:space="preserve">One Path Recording Sheet per student (the second page of the same handout)</w:t>
+        <w:t xml:space="preserve">One Path Recording Sheet per student (the Path Recording Sheet page of the same handout, after the four card sets)</w:t>
       </w:r>
     </w:p>
     <w:p>
